--- a/deliverables/2-概要设计说明书.docx
+++ b/deliverables/2-概要设计说明书.docx
@@ -1496,70 +1496,70 @@
                 <w:rFonts w:ascii="微软雅黑" w:eastAsia="微软雅黑" w:hAnsi="微软雅黑" w:cs="微软雅黑"/>
                 <w:sz w:val="18"/>
               </w:rPr>
-              <w:t>演示数据库</w:t>
-            </w:r>
-          </w:p>
-        </w:tc>
-        <w:tc>
-          <w:tcPr>
-            <w:tcW w:w="0" w:type="auto"/>
-            <w:shd w:val="clear" w:color="auto" w:fill="FFFFFF"/>
-          </w:tcPr>
-          <w:p>
-            <w:pPr>
-              <w:spacing w:after="0"/>
-              <w:rPr>
-                <w:rFonts w:hint="eastAsia"/>
-              </w:rPr>
-            </w:pPr>
-            <w:r>
-              <w:rPr>
-                <w:rFonts w:ascii="微软雅黑" w:eastAsia="微软雅黑" w:hAnsi="微软雅黑" w:cs="微软雅黑"/>
-                <w:sz w:val="18"/>
-              </w:rPr>
-              <w:t>H2</w:t>
-            </w:r>
-          </w:p>
-        </w:tc>
-        <w:tc>
-          <w:tcPr>
-            <w:tcW w:w="0" w:type="auto"/>
-            <w:shd w:val="clear" w:color="auto" w:fill="FFFFFF"/>
-          </w:tcPr>
-          <w:p>
-            <w:pPr>
-              <w:spacing w:after="0"/>
-              <w:rPr>
-                <w:rFonts w:hint="eastAsia"/>
-              </w:rPr>
-            </w:pPr>
-            <w:r>
-              <w:rPr>
-                <w:rFonts w:ascii="微软雅黑" w:eastAsia="微软雅黑" w:hAnsi="微软雅黑" w:cs="微软雅黑"/>
-                <w:sz w:val="18"/>
-              </w:rPr>
-              <w:t>2.3 文件模式</w:t>
-            </w:r>
-          </w:p>
-        </w:tc>
-        <w:tc>
-          <w:tcPr>
-            <w:tcW w:w="0" w:type="auto"/>
-            <w:shd w:val="clear" w:color="auto" w:fill="FFFFFF"/>
-          </w:tcPr>
-          <w:p>
-            <w:pPr>
-              <w:spacing w:after="0"/>
-              <w:rPr>
-                <w:rFonts w:hint="eastAsia"/>
-              </w:rPr>
-            </w:pPr>
-            <w:r>
-              <w:rPr>
-                <w:rFonts w:ascii="微软雅黑" w:eastAsia="微软雅黑" w:hAnsi="微软雅黑" w:cs="微软雅黑"/>
-                <w:sz w:val="18"/>
-              </w:rPr>
-              <w:t>零配置启动，MySQL 兼容语法</w:t>
+              <w:t>开发数据库</w:t>
+            </w:r>
+          </w:p>
+        </w:tc>
+        <w:tc>
+          <w:tcPr>
+            <w:tcW w:w="0" w:type="auto"/>
+            <w:shd w:val="clear" w:color="auto" w:fill="FFFFFF"/>
+          </w:tcPr>
+          <w:p>
+            <w:pPr>
+              <w:spacing w:after="0"/>
+              <w:rPr>
+                <w:rFonts w:hint="eastAsia"/>
+              </w:rPr>
+            </w:pPr>
+            <w:r>
+              <w:rPr>
+                <w:rFonts w:ascii="微软雅黑" w:eastAsia="微软雅黑" w:hAnsi="微软雅黑" w:cs="微软雅黑"/>
+                <w:sz w:val="18"/>
+              </w:rPr>
+              <w:t>MySQL</w:t>
+            </w:r>
+          </w:p>
+        </w:tc>
+        <w:tc>
+          <w:tcPr>
+            <w:tcW w:w="0" w:type="auto"/>
+            <w:shd w:val="clear" w:color="auto" w:fill="FFFFFF"/>
+          </w:tcPr>
+          <w:p>
+            <w:pPr>
+              <w:spacing w:after="0"/>
+              <w:rPr>
+                <w:rFonts w:hint="eastAsia"/>
+              </w:rPr>
+            </w:pPr>
+            <w:r>
+              <w:rPr>
+                <w:rFonts w:ascii="微软雅黑" w:eastAsia="微软雅黑" w:hAnsi="微软雅黑" w:cs="微软雅黑"/>
+                <w:sz w:val="18"/>
+              </w:rPr>
+              <w:t>8.4 LTS</w:t>
+            </w:r>
+          </w:p>
+        </w:tc>
+        <w:tc>
+          <w:tcPr>
+            <w:tcW w:w="0" w:type="auto"/>
+            <w:shd w:val="clear" w:color="auto" w:fill="FFFFFF"/>
+          </w:tcPr>
+          <w:p>
+            <w:pPr>
+              <w:spacing w:after="0"/>
+              <w:rPr>
+                <w:rFonts w:hint="eastAsia"/>
+              </w:rPr>
+            </w:pPr>
+            <w:r>
+              <w:rPr>
+                <w:rFonts w:ascii="微软雅黑" w:eastAsia="微软雅黑" w:hAnsi="微软雅黑" w:cs="微软雅黑"/>
+                <w:sz w:val="18"/>
+              </w:rPr>
+              <w:t>与部署环境一致，支持事务与行锁</w:t>
             </w:r>
           </w:p>
         </w:tc>
@@ -2091,49 +2091,49 @@
                 <w:rFonts w:ascii="微软雅黑" w:eastAsia="微软雅黑" w:hAnsi="微软雅黑" w:cs="微软雅黑"/>
                 <w:sz w:val="18"/>
               </w:rPr>
-              <w:t>H2 数据库</w:t>
-            </w:r>
-          </w:p>
-        </w:tc>
-        <w:tc>
-          <w:tcPr>
-            <w:tcW w:w="0" w:type="auto"/>
-            <w:shd w:val="clear" w:color="auto" w:fill="FFFFFF"/>
-          </w:tcPr>
-          <w:p>
-            <w:pPr>
-              <w:spacing w:after="0"/>
-              <w:rPr>
-                <w:rFonts w:hint="eastAsia"/>
-              </w:rPr>
-            </w:pPr>
-            <w:r>
-              <w:rPr>
-                <w:rFonts w:ascii="微软雅黑" w:eastAsia="微软雅黑" w:hAnsi="微软雅黑" w:cs="微软雅黑"/>
-                <w:sz w:val="18"/>
-              </w:rPr>
-              <w:t>单机 data 目录</w:t>
-            </w:r>
-          </w:p>
-        </w:tc>
-        <w:tc>
-          <w:tcPr>
-            <w:tcW w:w="0" w:type="auto"/>
-            <w:shd w:val="clear" w:color="auto" w:fill="FFFFFF"/>
-          </w:tcPr>
-          <w:p>
-            <w:pPr>
-              <w:spacing w:after="0"/>
-              <w:rPr>
-                <w:rFonts w:hint="eastAsia"/>
-              </w:rPr>
-            </w:pPr>
-            <w:r>
-              <w:rPr>
-                <w:rFonts w:ascii="微软雅黑" w:eastAsia="微软雅黑" w:hAnsi="微软雅黑" w:cs="微软雅黑"/>
-                <w:sz w:val="18"/>
-              </w:rPr>
-              <w:t>课程演示与单用户使用</w:t>
+              <w:t>MySQL 数据库</w:t>
+            </w:r>
+          </w:p>
+        </w:tc>
+        <w:tc>
+          <w:tcPr>
+            <w:tcW w:w="0" w:type="auto"/>
+            <w:shd w:val="clear" w:color="auto" w:fill="FFFFFF"/>
+          </w:tcPr>
+          <w:p>
+            <w:pPr>
+              <w:spacing w:after="0"/>
+              <w:rPr>
+                <w:rFonts w:hint="eastAsia"/>
+              </w:rPr>
+            </w:pPr>
+            <w:r>
+              <w:rPr>
+                <w:rFonts w:ascii="微软雅黑" w:eastAsia="微软雅黑" w:hAnsi="微软雅黑" w:cs="微软雅黑"/>
+                <w:sz w:val="18"/>
+              </w:rPr>
+              <w:t>本机或局域网 MySQL 服务</w:t>
+            </w:r>
+          </w:p>
+        </w:tc>
+        <w:tc>
+          <w:tcPr>
+            <w:tcW w:w="0" w:type="auto"/>
+            <w:shd w:val="clear" w:color="auto" w:fill="FFFFFF"/>
+          </w:tcPr>
+          <w:p>
+            <w:pPr>
+              <w:spacing w:after="0"/>
+              <w:rPr>
+                <w:rFonts w:hint="eastAsia"/>
+              </w:rPr>
+            </w:pPr>
+            <w:r>
+              <w:rPr>
+                <w:rFonts w:ascii="微软雅黑" w:eastAsia="微软雅黑" w:hAnsi="微软雅黑" w:cs="微软雅黑"/>
+                <w:sz w:val="18"/>
+              </w:rPr>
+              <w:t>开发、测试与课程演示</w:t>
             </w:r>
           </w:p>
         </w:tc>
@@ -2177,7 +2177,7 @@
                 <w:rFonts w:ascii="微软雅黑" w:eastAsia="微软雅黑" w:hAnsi="微软雅黑" w:cs="微软雅黑"/>
                 <w:sz w:val="18"/>
               </w:rPr>
-              <w:t>局域网数据库服务器或 Docker 容器</w:t>
+              <w:t>本机或局域网 MySQL 服务器</w:t>
             </w:r>
           </w:p>
         </w:tc>
@@ -5399,7 +5399,7 @@
                 <w:rFonts w:ascii="微软雅黑" w:eastAsia="微软雅黑" w:hAnsi="微软雅黑" w:cs="微软雅黑"/>
                 <w:sz w:val="18"/>
               </w:rPr>
-              <w:t>H2/MySQL</w:t>
+              <w:t>MySQL/MySQL</w:t>
             </w:r>
           </w:p>
         </w:tc>
@@ -5809,21 +5809,21 @@
         <w:rPr>
           <w:rFonts w:ascii="宋体" w:eastAsia="宋体" w:hAnsi="宋体" w:cs="宋体"/>
         </w:rPr>
-        <w:t xml:space="preserve">零配置模式执行 java -jar target/library-system.jar，数据位于 data/library。MySQL 模式先执行 docker compose up -d，再设置 LIBRARY_DB_URL、LIBRARY_DB_USER、LIBRARY_DB_PASSWORD 后启动相同 JAR。应用首次连接时自动执行 </w:t>
+        <w:t xml:space="preserve">启动前设置 LIBRARY_DB_URL、LIBRARY_DB_USER、LIBRARY_DB_PASSWORD 连接现有 MySQL 服务，再执行 java -jar target/library-system.jar。应用首次连接时自动执行 schema.sql，并在空库创建演示账号和书目。</w:t>
       </w:r>
       <w:proofErr w:type="spellStart"/>
       <w:r>
         <w:rPr>
           <w:rFonts w:ascii="宋体" w:eastAsia="宋体" w:hAnsi="宋体" w:cs="宋体"/>
         </w:rPr>
-        <w:t>schema.sql</w:t>
+        <w:t/>
       </w:r>
       <w:proofErr w:type="spellEnd"/>
       <w:r>
         <w:rPr>
           <w:rFonts w:ascii="宋体" w:eastAsia="宋体" w:hAnsi="宋体" w:cs="宋体"/>
         </w:rPr>
-        <w:t>，并在空库创建演示账号和书目。</w:t>
+        <w:t/>
       </w:r>
     </w:p>
     <w:sectPr>
